--- a/סיכום/סיכום_לד.docx
+++ b/סיכום/סיכום_לד.docx
@@ -755,7 +755,7 @@
                     </pic:cNvPicPr>
                   </pic:nvPicPr>
                   <pic:blipFill>
-                    <a:blip r:embed="rId5">
+                    <a:blip r:embed="rId7">
                       <a:extLst>
                         <a:ext uri="{28A0092B-C50C-407E-A947-70E740481C1C}">
                           <a14:useLocalDpi xmlns:a14="http://schemas.microsoft.com/office/drawing/2010/main" val="0"/>
@@ -1694,7 +1694,7 @@
                     </pic:cNvPicPr>
                   </pic:nvPicPr>
                   <pic:blipFill rotWithShape="1">
-                    <a:blip r:embed="rId6" cstate="print">
+                    <a:blip r:embed="rId8" cstate="print">
                       <a:extLst>
                         <a:ext uri="{28A0092B-C50C-407E-A947-70E740481C1C}">
                           <a14:useLocalDpi xmlns:a14="http://schemas.microsoft.com/office/drawing/2010/main" val="0"/>
@@ -1914,7 +1914,7 @@
                     </pic:cNvPicPr>
                   </pic:nvPicPr>
                   <pic:blipFill rotWithShape="1">
-                    <a:blip r:embed="rId7" cstate="print">
+                    <a:blip r:embed="rId9" cstate="print">
                       <a:extLst>
                         <a:ext uri="{28A0092B-C50C-407E-A947-70E740481C1C}">
                           <a14:useLocalDpi xmlns:a14="http://schemas.microsoft.com/office/drawing/2010/main" val="0"/>
@@ -2158,25 +2158,23 @@
           <w:u w:val="single"/>
           <w:rtl/>
         </w:rPr>
-        <w:t xml:space="preserve">יש שלושה חיבורים שונים </w:t>
-      </w:r>
-      <w:proofErr w:type="spellStart"/>
+        <w:t>יש שלושה חיבורים שונים לתצו</w:t>
+      </w:r>
       <w:r>
         <w:rPr>
           <w:rFonts w:hint="cs"/>
           <w:u w:val="single"/>
           <w:rtl/>
         </w:rPr>
-        <w:t>לתצודת</w:t>
-      </w:r>
-      <w:proofErr w:type="spellEnd"/>
+        <w:t>ג</w:t>
+      </w:r>
       <w:r>
         <w:rPr>
           <w:rFonts w:hint="cs"/>
           <w:u w:val="single"/>
           <w:rtl/>
         </w:rPr>
-        <w:t xml:space="preserve"> המתח</w:t>
+        <w:t>ת המתח</w:t>
       </w:r>
       <w:r>
         <w:rPr>
@@ -2225,7 +2223,7 @@
                     </pic:cNvPicPr>
                   </pic:nvPicPr>
                   <pic:blipFill rotWithShape="1">
-                    <a:blip r:embed="rId8" cstate="print">
+                    <a:blip r:embed="rId10" cstate="print">
                       <a:extLst>
                         <a:ext uri="{28A0092B-C50C-407E-A947-70E740481C1C}">
                           <a14:useLocalDpi xmlns:a14="http://schemas.microsoft.com/office/drawing/2010/main" val="0"/>
@@ -2334,7 +2332,7 @@
                     </pic:cNvPicPr>
                   </pic:nvPicPr>
                   <pic:blipFill rotWithShape="1">
-                    <a:blip r:embed="rId9">
+                    <a:blip r:embed="rId11">
                       <a:extLst>
                         <a:ext uri="{28A0092B-C50C-407E-A947-70E740481C1C}">
                           <a14:useLocalDpi xmlns:a14="http://schemas.microsoft.com/office/drawing/2010/main" val="0"/>
@@ -2443,7 +2441,23 @@
           <w:noProof/>
           <w:rtl/>
         </w:rPr>
-        <w:t xml:space="preserve"> (ראה איור).התצוגה </w:t>
+        <w:t xml:space="preserve"> (ראה איור).</w:t>
+      </w:r>
+      <w:r>
+        <w:rPr>
+          <w:rFonts w:hint="cs"/>
+          <w:noProof/>
+          <w:rtl/>
+        </w:rPr>
+        <w:t xml:space="preserve"> </w:t>
+      </w:r>
+      <w:r>
+        <w:rPr>
+          <w:rFonts w:hint="cs"/>
+          <w:noProof/>
+          <w:rtl/>
+        </w:rPr>
+        <w:t xml:space="preserve">התצוגה </w:t>
       </w:r>
       <w:r>
         <w:rPr>
@@ -2582,7 +2596,23 @@
           <w:noProof/>
           <w:rtl/>
         </w:rPr>
-        <w:t xml:space="preserve"> .הארדואינו מחובר לאחר החוטים שמתחממים כדי לראות את שאר המתח שנופל על ה-</w:t>
+        <w:t xml:space="preserve"> .הארדואינו מחובר לאח</w:t>
+      </w:r>
+      <w:r>
+        <w:rPr>
+          <w:rFonts w:hint="cs"/>
+          <w:noProof/>
+          <w:rtl/>
+        </w:rPr>
+        <w:t>ד</w:t>
+      </w:r>
+      <w:r>
+        <w:rPr>
+          <w:rFonts w:hint="cs"/>
+          <w:noProof/>
+          <w:rtl/>
+        </w:rPr>
+        <w:t xml:space="preserve"> החוטים שמתחממים כדי לראות את שאר המתח שנופל על ה-</w:t>
       </w:r>
       <w:r>
         <w:rPr>
@@ -2610,7 +2640,23 @@
           <w:noProof/>
           <w:rtl/>
         </w:rPr>
-        <w:t xml:space="preserve">).התצוגה </w:t>
+        <w:t>).</w:t>
+      </w:r>
+      <w:r>
+        <w:rPr>
+          <w:rFonts w:hint="cs"/>
+          <w:noProof/>
+          <w:rtl/>
+        </w:rPr>
+        <w:t xml:space="preserve"> </w:t>
+      </w:r>
+      <w:r>
+        <w:rPr>
+          <w:rFonts w:hint="cs"/>
+          <w:noProof/>
+          <w:rtl/>
+        </w:rPr>
+        <w:t xml:space="preserve">התצוגה </w:t>
       </w:r>
       <w:r>
         <w:rPr>
@@ -2981,7 +3027,7 @@
         </w:rPr>
         <w:t xml:space="preserve">- </w:t>
       </w:r>
-      <w:hyperlink r:id="rId10" w:history="1">
+      <w:hyperlink r:id="rId12" w:history="1">
         <w:r>
           <w:rPr>
             <w:rStyle w:val="Hyperlink"/>
@@ -3008,6 +3054,7 @@
       </w:pPr>
     </w:p>
     <w:sectPr>
+      <w:footerReference w:type="default" r:id="rId13"/>
       <w:pgSz w:w="11906" w:h="16838"/>
       <w:pgMar w:top="1440" w:right="1800" w:bottom="1440" w:left="1800" w:header="708" w:footer="708" w:gutter="0"/>
       <w:cols w:space="708"/>
@@ -3017,6 +3064,107 @@
     </w:sectPr>
   </w:body>
 </w:document>
+</file>
+
+<file path=word/endnotes.xml><?xml version="1.0" encoding="utf-8"?>
+<w:endnotes xmlns:wpc="http://schemas.microsoft.com/office/word/2010/wordprocessingCanvas" xmlns:cx="http://schemas.microsoft.com/office/drawing/2014/chartex" xmlns:cx1="http://schemas.microsoft.com/office/drawing/2015/9/8/chartex" xmlns:cx2="http://schemas.microsoft.com/office/drawing/2015/10/21/chartex" xmlns:cx3="http://schemas.microsoft.com/office/drawing/2016/5/9/chartex" xmlns:cx4="http://schemas.microsoft.com/office/drawing/2016/5/10/chartex" xmlns:cx5="http://schemas.microsoft.com/office/drawing/2016/5/11/chartex" xmlns:cx6="http://schemas.microsoft.com/office/drawing/2016/5/12/chartex" xmlns:cx7="http://schemas.microsoft.com/office/drawing/2016/5/13/chartex" xmlns:cx8="http://schemas.microsoft.com/office/drawing/2016/5/14/chartex" xmlns:mc="http://schemas.openxmlformats.org/markup-compatibility/2006" xmlns:aink="http://schemas.microsoft.com/office/drawing/2016/ink" xmlns:am3d="http://schemas.microsoft.com/office/drawing/2017/model3d" xmlns:o="urn:schemas-microsoft-com:office:office" xmlns:r="http://schemas.openxmlformats.org/officeDocument/2006/relationships" xmlns:m="http://schemas.openxmlformats.org/officeDocument/2006/math" xmlns:v="urn:schemas-microsoft-com:vml" xmlns:wp14="http://schemas.microsoft.com/office/word/2010/wordprocessingDrawing" xmlns:wp="http://schemas.openxmlformats.org/drawingml/2006/wordprocessingDrawing" xmlns:w10="urn:schemas-microsoft-com:office:word" xmlns:w="http://schemas.openxmlformats.org/wordprocessingml/2006/main" xmlns:w14="http://schemas.microsoft.com/office/word/2010/wordml" xmlns:w15="http://schemas.microsoft.com/office/word/2012/wordml" xmlns:w16cex="http://schemas.microsoft.com/office/word/2018/wordml/cex" xmlns:w16cid="http://schemas.microsoft.com/office/word/2016/wordml/cid" xmlns:w16="http://schemas.microsoft.com/office/word/2018/wordml" xmlns:w16sdtdh="http://schemas.microsoft.com/office/word/2020/wordml/sdtdatahash" xmlns:w16se="http://schemas.microsoft.com/office/word/2015/wordml/symex" xmlns:wpg="http://schemas.microsoft.com/office/word/2010/wordprocessingGroup" xmlns:wpi="http://schemas.microsoft.com/office/word/2010/wordprocessingInk" xmlns:wne="http://schemas.microsoft.com/office/word/2006/wordml" xmlns:wps="http://schemas.microsoft.com/office/word/2010/wordprocessingShape" mc:Ignorable="w14 w15 w16se w16cid w16 w16cex w16sdtdh wp14">
+  <w:endnote w:type="separator" w:id="-1">
+    <w:p>
+      <w:pPr>
+        <w:spacing w:after="0" w:line="240" w:lineRule="auto"/>
+      </w:pPr>
+      <w:r>
+        <w:separator/>
+      </w:r>
+    </w:p>
+  </w:endnote>
+  <w:endnote w:type="continuationSeparator" w:id="0">
+    <w:p>
+      <w:pPr>
+        <w:spacing w:after="0" w:line="240" w:lineRule="auto"/>
+      </w:pPr>
+      <w:r>
+        <w:continuationSeparator/>
+      </w:r>
+    </w:p>
+  </w:endnote>
+</w:endnotes>
+</file>
+
+<file path=word/footer1.xml><?xml version="1.0" encoding="utf-8"?>
+<w:ftr xmlns:wpc="http://schemas.microsoft.com/office/word/2010/wordprocessingCanvas" xmlns:cx="http://schemas.microsoft.com/office/drawing/2014/chartex" xmlns:cx1="http://schemas.microsoft.com/office/drawing/2015/9/8/chartex" xmlns:cx2="http://schemas.microsoft.com/office/drawing/2015/10/21/chartex" xmlns:cx3="http://schemas.microsoft.com/office/drawing/2016/5/9/chartex" xmlns:cx4="http://schemas.microsoft.com/office/drawing/2016/5/10/chartex" xmlns:cx5="http://schemas.microsoft.com/office/drawing/2016/5/11/chartex" xmlns:cx6="http://schemas.microsoft.com/office/drawing/2016/5/12/chartex" xmlns:cx7="http://schemas.microsoft.com/office/drawing/2016/5/13/chartex" xmlns:cx8="http://schemas.microsoft.com/office/drawing/2016/5/14/chartex" xmlns:mc="http://schemas.openxmlformats.org/markup-compatibility/2006" xmlns:aink="http://schemas.microsoft.com/office/drawing/2016/ink" xmlns:am3d="http://schemas.microsoft.com/office/drawing/2017/model3d" xmlns:o="urn:schemas-microsoft-com:office:office" xmlns:r="http://schemas.openxmlformats.org/officeDocument/2006/relationships" xmlns:m="http://schemas.openxmlformats.org/officeDocument/2006/math" xmlns:v="urn:schemas-microsoft-com:vml" xmlns:wp14="http://schemas.microsoft.com/office/word/2010/wordprocessingDrawing" xmlns:wp="http://schemas.openxmlformats.org/drawingml/2006/wordprocessingDrawing" xmlns:w10="urn:schemas-microsoft-com:office:word" xmlns:w="http://schemas.openxmlformats.org/wordprocessingml/2006/main" xmlns:w14="http://schemas.microsoft.com/office/word/2010/wordml" xmlns:w15="http://schemas.microsoft.com/office/word/2012/wordml" xmlns:w16cex="http://schemas.microsoft.com/office/word/2018/wordml/cex" xmlns:w16cid="http://schemas.microsoft.com/office/word/2016/wordml/cid" xmlns:w16="http://schemas.microsoft.com/office/word/2018/wordml" xmlns:w16sdtdh="http://schemas.microsoft.com/office/word/2020/wordml/sdtdatahash" xmlns:w16se="http://schemas.microsoft.com/office/word/2015/wordml/symex" xmlns:wpg="http://schemas.microsoft.com/office/word/2010/wordprocessingGroup" xmlns:wpi="http://schemas.microsoft.com/office/word/2010/wordprocessingInk" xmlns:wne="http://schemas.microsoft.com/office/word/2006/wordml" xmlns:wps="http://schemas.microsoft.com/office/word/2010/wordprocessingShape" mc:Ignorable="w14 w15 w16se w16cid w16 w16cex w16sdtdh wp14">
+  <w:sdt>
+    <w:sdtPr>
+      <w:rPr>
+        <w:rtl/>
+      </w:rPr>
+      <w:id w:val="1636220021"/>
+      <w:docPartObj>
+        <w:docPartGallery w:val="Page Numbers (Bottom of Page)"/>
+        <w:docPartUnique/>
+      </w:docPartObj>
+    </w:sdtPr>
+    <w:sdtContent>
+      <w:p>
+        <w:pPr>
+          <w:pStyle w:val="Footer"/>
+          <w:jc w:val="center"/>
+        </w:pPr>
+        <w:r>
+          <w:fldChar w:fldCharType="begin"/>
+        </w:r>
+        <w:r>
+          <w:instrText xml:space="preserve"> PAGE   \* MERGEFORMAT </w:instrText>
+        </w:r>
+        <w:r>
+          <w:fldChar w:fldCharType="separate"/>
+        </w:r>
+        <w:r>
+          <w:rPr>
+            <w:noProof/>
+          </w:rPr>
+          <w:t>2</w:t>
+        </w:r>
+        <w:r>
+          <w:rPr>
+            <w:noProof/>
+          </w:rPr>
+          <w:fldChar w:fldCharType="end"/>
+        </w:r>
+      </w:p>
+    </w:sdtContent>
+  </w:sdt>
+  <w:p>
+    <w:pPr>
+      <w:pStyle w:val="Footer"/>
+    </w:pPr>
+  </w:p>
+</w:ftr>
+</file>
+
+<file path=word/footnotes.xml><?xml version="1.0" encoding="utf-8"?>
+<w:footnotes xmlns:wpc="http://schemas.microsoft.com/office/word/2010/wordprocessingCanvas" xmlns:cx="http://schemas.microsoft.com/office/drawing/2014/chartex" xmlns:cx1="http://schemas.microsoft.com/office/drawing/2015/9/8/chartex" xmlns:cx2="http://schemas.microsoft.com/office/drawing/2015/10/21/chartex" xmlns:cx3="http://schemas.microsoft.com/office/drawing/2016/5/9/chartex" xmlns:cx4="http://schemas.microsoft.com/office/drawing/2016/5/10/chartex" xmlns:cx5="http://schemas.microsoft.com/office/drawing/2016/5/11/chartex" xmlns:cx6="http://schemas.microsoft.com/office/drawing/2016/5/12/chartex" xmlns:cx7="http://schemas.microsoft.com/office/drawing/2016/5/13/chartex" xmlns:cx8="http://schemas.microsoft.com/office/drawing/2016/5/14/chartex" xmlns:mc="http://schemas.openxmlformats.org/markup-compatibility/2006" xmlns:aink="http://schemas.microsoft.com/office/drawing/2016/ink" xmlns:am3d="http://schemas.microsoft.com/office/drawing/2017/model3d" xmlns:o="urn:schemas-microsoft-com:office:office" xmlns:r="http://schemas.openxmlformats.org/officeDocument/2006/relationships" xmlns:m="http://schemas.openxmlformats.org/officeDocument/2006/math" xmlns:v="urn:schemas-microsoft-com:vml" xmlns:wp14="http://schemas.microsoft.com/office/word/2010/wordprocessingDrawing" xmlns:wp="http://schemas.openxmlformats.org/drawingml/2006/wordprocessingDrawing" xmlns:w10="urn:schemas-microsoft-com:office:word" xmlns:w="http://schemas.openxmlformats.org/wordprocessingml/2006/main" xmlns:w14="http://schemas.microsoft.com/office/word/2010/wordml" xmlns:w15="http://schemas.microsoft.com/office/word/2012/wordml" xmlns:w16cex="http://schemas.microsoft.com/office/word/2018/wordml/cex" xmlns:w16cid="http://schemas.microsoft.com/office/word/2016/wordml/cid" xmlns:w16="http://schemas.microsoft.com/office/word/2018/wordml" xmlns:w16sdtdh="http://schemas.microsoft.com/office/word/2020/wordml/sdtdatahash" xmlns:w16se="http://schemas.microsoft.com/office/word/2015/wordml/symex" xmlns:wpg="http://schemas.microsoft.com/office/word/2010/wordprocessingGroup" xmlns:wpi="http://schemas.microsoft.com/office/word/2010/wordprocessingInk" xmlns:wne="http://schemas.microsoft.com/office/word/2006/wordml" xmlns:wps="http://schemas.microsoft.com/office/word/2010/wordprocessingShape" mc:Ignorable="w14 w15 w16se w16cid w16 w16cex w16sdtdh wp14">
+  <w:footnote w:type="separator" w:id="-1">
+    <w:p>
+      <w:pPr>
+        <w:spacing w:after="0" w:line="240" w:lineRule="auto"/>
+      </w:pPr>
+      <w:r>
+        <w:separator/>
+      </w:r>
+    </w:p>
+  </w:footnote>
+  <w:footnote w:type="continuationSeparator" w:id="0">
+    <w:p>
+      <w:pPr>
+        <w:spacing w:after="0" w:line="240" w:lineRule="auto"/>
+      </w:pPr>
+      <w:r>
+        <w:continuationSeparator/>
+      </w:r>
+    </w:p>
+  </w:footnote>
+</w:footnotes>
 </file>
 
 <file path=word/numbering.xml><?xml version="1.0" encoding="utf-8"?>
@@ -4967,6 +5115,50 @@
       <w14:ligatures w14:val="none"/>
     </w:rPr>
   </w:style>
+  <w:style w:type="paragraph" w:styleId="Header">
+    <w:name w:val="header"/>
+    <w:basedOn w:val="Normal"/>
+    <w:link w:val="HeaderChar"/>
+    <w:uiPriority w:val="99"/>
+    <w:unhideWhenUsed/>
+    <w:rsid w:val="005C1EF7"/>
+    <w:pPr>
+      <w:tabs>
+        <w:tab w:val="center" w:pos="4153"/>
+        <w:tab w:val="right" w:pos="8306"/>
+      </w:tabs>
+      <w:spacing w:after="0" w:line="240" w:lineRule="auto"/>
+    </w:pPr>
+  </w:style>
+  <w:style w:type="character" w:customStyle="1" w:styleId="HeaderChar">
+    <w:name w:val="Header Char"/>
+    <w:basedOn w:val="DefaultParagraphFont"/>
+    <w:link w:val="Header"/>
+    <w:uiPriority w:val="99"/>
+    <w:rsid w:val="005C1EF7"/>
+  </w:style>
+  <w:style w:type="paragraph" w:styleId="Footer">
+    <w:name w:val="footer"/>
+    <w:basedOn w:val="Normal"/>
+    <w:link w:val="FooterChar"/>
+    <w:uiPriority w:val="99"/>
+    <w:unhideWhenUsed/>
+    <w:rsid w:val="005C1EF7"/>
+    <w:pPr>
+      <w:tabs>
+        <w:tab w:val="center" w:pos="4153"/>
+        <w:tab w:val="right" w:pos="8306"/>
+      </w:tabs>
+      <w:spacing w:after="0" w:line="240" w:lineRule="auto"/>
+    </w:pPr>
+  </w:style>
+  <w:style w:type="character" w:customStyle="1" w:styleId="FooterChar">
+    <w:name w:val="Footer Char"/>
+    <w:basedOn w:val="DefaultParagraphFont"/>
+    <w:link w:val="Footer"/>
+    <w:uiPriority w:val="99"/>
+    <w:rsid w:val="005C1EF7"/>
+  </w:style>
 </w:styles>
 </file>
 
